--- a/Exp 10/Exp 10.docx
+++ b/Exp 10/Exp 10.docx
@@ -73,8 +73,8 @@
         <w:tblLook w:val="04A0" w:firstRow="1" w:lastRow="0" w:firstColumn="1" w:lastColumn="0" w:noHBand="0" w:noVBand="1"/>
       </w:tblPr>
       <w:tblGrid>
-        <w:gridCol w:w="4485"/>
-        <w:gridCol w:w="4531"/>
+        <w:gridCol w:w="4832"/>
+        <w:gridCol w:w="4184"/>
       </w:tblGrid>
       <w:tr>
         <w:tc>
@@ -83,6 +83,9 @@
           </w:tcPr>
           <w:p>
             <w:r>
+              <w:rPr>
+                <w:noProof/>
+              </w:rPr>
               <w:drawing>
                 <wp:inline distT="0" distB="0" distL="0" distR="0" wp14:anchorId="7F7508BE" wp14:editId="47DD663F">
                   <wp:extent cx="2285300" cy="1223926"/>
@@ -124,10 +127,13 @@
           <w:p/>
           <w:p>
             <w:r>
+              <w:rPr>
+                <w:noProof/>
+              </w:rPr>
               <w:drawing>
-                <wp:inline distT="0" distB="0" distL="0" distR="0" wp14:anchorId="6973D9B1" wp14:editId="192B5D2D">
-                  <wp:extent cx="2921150" cy="800141"/>
-                  <wp:effectExtent l="0" t="0" r="0" b="5715"/>
+                <wp:inline distT="0" distB="0" distL="0" distR="0" wp14:anchorId="6973D9B1" wp14:editId="37CD530B">
+                  <wp:extent cx="2327910" cy="637645"/>
+                  <wp:effectExtent l="0" t="0" r="0" b="0"/>
                   <wp:docPr id="27965094" name="Picture 1"/>
                   <wp:cNvGraphicFramePr>
                     <a:graphicFrameLocks xmlns:a="http://schemas.openxmlformats.org/drawingml/2006/main" noChangeAspect="1"/>
@@ -148,7 +154,7 @@
                         <pic:spPr>
                           <a:xfrm>
                             <a:off x="0" y="0"/>
-                            <a:ext cx="2921150" cy="800141"/>
+                            <a:ext cx="2345470" cy="642455"/>
                           </a:xfrm>
                           <a:prstGeom prst="rect">
                             <a:avLst/>
@@ -182,9 +188,9 @@
                 <w:bdr w:val="none" w:sz="0" w:space="0" w:color="auto" w:frame="1"/>
               </w:rPr>
               <w:drawing>
-                <wp:inline distT="0" distB="0" distL="0" distR="0" wp14:anchorId="0B8D3BDC" wp14:editId="443E1FCB">
-                  <wp:extent cx="2328530" cy="806222"/>
-                  <wp:effectExtent l="0" t="0" r="0" b="0"/>
+                <wp:inline distT="0" distB="0" distL="0" distR="0" wp14:anchorId="0B8D3BDC" wp14:editId="026FA607">
+                  <wp:extent cx="1971675" cy="682666"/>
+                  <wp:effectExtent l="0" t="0" r="0" b="3175"/>
                   <wp:docPr id="1527280783" name="Picture 4"/>
                   <wp:cNvGraphicFramePr>
                     <a:graphicFrameLocks xmlns:a="http://schemas.openxmlformats.org/drawingml/2006/main" noChangeAspect="1"/>
@@ -214,7 +220,7 @@
                         <pic:spPr bwMode="auto">
                           <a:xfrm>
                             <a:off x="0" y="0"/>
-                            <a:ext cx="2369682" cy="820470"/>
+                            <a:ext cx="2019223" cy="699129"/>
                           </a:xfrm>
                           <a:prstGeom prst="rect">
                             <a:avLst/>
@@ -309,6 +315,9 @@
           </w:p>
           <w:p>
             <w:r>
+              <w:rPr>
+                <w:noProof/>
+              </w:rPr>
               <w:drawing>
                 <wp:inline distT="0" distB="0" distL="0" distR="0" wp14:anchorId="31D0E391" wp14:editId="35B700BA">
                   <wp:extent cx="2219147" cy="712382"/>
@@ -346,12 +355,179 @@
               </w:drawing>
             </w:r>
           </w:p>
+          <w:p>
+            <w:r>
+              <w:drawing>
+                <wp:inline distT="0" distB="0" distL="0" distR="0" wp14:anchorId="6BD5FA34" wp14:editId="2F5BB4CB">
+                  <wp:extent cx="2654598" cy="1066800"/>
+                  <wp:effectExtent l="0" t="0" r="0" b="0"/>
+                  <wp:docPr id="1423351390" name="Picture 1"/>
+                  <wp:cNvGraphicFramePr>
+                    <a:graphicFrameLocks xmlns:a="http://schemas.openxmlformats.org/drawingml/2006/main" noChangeAspect="1"/>
+                  </wp:cNvGraphicFramePr>
+                  <a:graphic xmlns:a="http://schemas.openxmlformats.org/drawingml/2006/main">
+                    <a:graphicData uri="http://schemas.openxmlformats.org/drawingml/2006/picture">
+                      <pic:pic xmlns:pic="http://schemas.openxmlformats.org/drawingml/2006/picture">
+                        <pic:nvPicPr>
+                          <pic:cNvPr id="1423351390" name=""/>
+                          <pic:cNvPicPr/>
+                        </pic:nvPicPr>
+                        <pic:blipFill>
+                          <a:blip r:embed="rId9"/>
+                          <a:stretch>
+                            <a:fillRect/>
+                          </a:stretch>
+                        </pic:blipFill>
+                        <pic:spPr>
+                          <a:xfrm>
+                            <a:off x="0" y="0"/>
+                            <a:ext cx="2659271" cy="1068678"/>
+                          </a:xfrm>
+                          <a:prstGeom prst="rect">
+                            <a:avLst/>
+                          </a:prstGeom>
+                        </pic:spPr>
+                      </pic:pic>
+                    </a:graphicData>
+                  </a:graphic>
+                </wp:inline>
+              </w:drawing>
+            </w:r>
+            <w:r>
+              <w:drawing>
+                <wp:inline distT="0" distB="0" distL="0" distR="0" wp14:anchorId="57CCA1CB" wp14:editId="6067CCB3">
+                  <wp:extent cx="2457793" cy="819264"/>
+                  <wp:effectExtent l="0" t="0" r="0" b="0"/>
+                  <wp:docPr id="486600561" name="Picture 1"/>
+                  <wp:cNvGraphicFramePr>
+                    <a:graphicFrameLocks xmlns:a="http://schemas.openxmlformats.org/drawingml/2006/main" noChangeAspect="1"/>
+                  </wp:cNvGraphicFramePr>
+                  <a:graphic xmlns:a="http://schemas.openxmlformats.org/drawingml/2006/main">
+                    <a:graphicData uri="http://schemas.openxmlformats.org/drawingml/2006/picture">
+                      <pic:pic xmlns:pic="http://schemas.openxmlformats.org/drawingml/2006/picture">
+                        <pic:nvPicPr>
+                          <pic:cNvPr id="486600561" name=""/>
+                          <pic:cNvPicPr/>
+                        </pic:nvPicPr>
+                        <pic:blipFill>
+                          <a:blip r:embed="rId10"/>
+                          <a:stretch>
+                            <a:fillRect/>
+                          </a:stretch>
+                        </pic:blipFill>
+                        <pic:spPr>
+                          <a:xfrm>
+                            <a:off x="0" y="0"/>
+                            <a:ext cx="2457793" cy="819264"/>
+                          </a:xfrm>
+                          <a:prstGeom prst="rect">
+                            <a:avLst/>
+                          </a:prstGeom>
+                        </pic:spPr>
+                      </pic:pic>
+                    </a:graphicData>
+                  </a:graphic>
+                </wp:inline>
+              </w:drawing>
+            </w:r>
+          </w:p>
+          <w:p>
+            <w:r>
+              <w:drawing>
+                <wp:inline distT="0" distB="0" distL="0" distR="0" wp14:anchorId="3EE3EC62" wp14:editId="03C14EAB">
+                  <wp:extent cx="2812667" cy="942975"/>
+                  <wp:effectExtent l="0" t="0" r="6985" b="0"/>
+                  <wp:docPr id="1421168863" name="Picture 1"/>
+                  <wp:cNvGraphicFramePr>
+                    <a:graphicFrameLocks xmlns:a="http://schemas.openxmlformats.org/drawingml/2006/main" noChangeAspect="1"/>
+                  </wp:cNvGraphicFramePr>
+                  <a:graphic xmlns:a="http://schemas.openxmlformats.org/drawingml/2006/main">
+                    <a:graphicData uri="http://schemas.openxmlformats.org/drawingml/2006/picture">
+                      <pic:pic xmlns:pic="http://schemas.openxmlformats.org/drawingml/2006/picture">
+                        <pic:nvPicPr>
+                          <pic:cNvPr id="1421168863" name=""/>
+                          <pic:cNvPicPr/>
+                        </pic:nvPicPr>
+                        <pic:blipFill>
+                          <a:blip r:embed="rId11"/>
+                          <a:stretch>
+                            <a:fillRect/>
+                          </a:stretch>
+                        </pic:blipFill>
+                        <pic:spPr>
+                          <a:xfrm>
+                            <a:off x="0" y="0"/>
+                            <a:ext cx="2820527" cy="945610"/>
+                          </a:xfrm>
+                          <a:prstGeom prst="rect">
+                            <a:avLst/>
+                          </a:prstGeom>
+                        </pic:spPr>
+                      </pic:pic>
+                    </a:graphicData>
+                  </a:graphic>
+                </wp:inline>
+              </w:drawing>
+            </w:r>
+          </w:p>
+          <w:p>
+            <w:pPr>
+              <w:tabs>
+                <w:tab w:val="left" w:pos="2820"/>
+              </w:tabs>
+            </w:pPr>
+            <w:r>
+              <w:drawing>
+                <wp:inline distT="0" distB="0" distL="0" distR="0" wp14:anchorId="1E27A0B7" wp14:editId="093B3327">
+                  <wp:extent cx="3301878" cy="762000"/>
+                  <wp:effectExtent l="0" t="0" r="0" b="0"/>
+                  <wp:docPr id="1200028674" name="Picture 1"/>
+                  <wp:cNvGraphicFramePr>
+                    <a:graphicFrameLocks xmlns:a="http://schemas.openxmlformats.org/drawingml/2006/main" noChangeAspect="1"/>
+                  </wp:cNvGraphicFramePr>
+                  <a:graphic xmlns:a="http://schemas.openxmlformats.org/drawingml/2006/main">
+                    <a:graphicData uri="http://schemas.openxmlformats.org/drawingml/2006/picture">
+                      <pic:pic xmlns:pic="http://schemas.openxmlformats.org/drawingml/2006/picture">
+                        <pic:nvPicPr>
+                          <pic:cNvPr id="1200028674" name=""/>
+                          <pic:cNvPicPr/>
+                        </pic:nvPicPr>
+                        <pic:blipFill>
+                          <a:blip r:embed="rId12"/>
+                          <a:stretch>
+                            <a:fillRect/>
+                          </a:stretch>
+                        </pic:blipFill>
+                        <pic:spPr>
+                          <a:xfrm>
+                            <a:off x="0" y="0"/>
+                            <a:ext cx="3322650" cy="766794"/>
+                          </a:xfrm>
+                          <a:prstGeom prst="rect">
+                            <a:avLst/>
+                          </a:prstGeom>
+                        </pic:spPr>
+                      </pic:pic>
+                    </a:graphicData>
+                  </a:graphic>
+                </wp:inline>
+              </w:drawing>
+            </w:r>
+          </w:p>
         </w:tc>
         <w:tc>
           <w:tcPr>
             <w:tcW w:w="4508" w:type="dxa"/>
           </w:tcPr>
           <w:p>
+            <w:pPr>
+              <w:rPr>
+                <w:rFonts w:ascii="Arial" w:hAnsi="Arial" w:cs="Arial"/>
+                <w:noProof/>
+                <w:color w:val="000000"/>
+                <w:bdr w:val="none" w:sz="0" w:space="0" w:color="auto" w:frame="1"/>
+              </w:rPr>
+            </w:pPr>
             <w:r>
               <w:rPr>
                 <w:rFonts w:ascii="Arial" w:hAnsi="Arial" w:cs="Arial"/>
@@ -360,9 +536,9 @@
                 <w:bdr w:val="none" w:sz="0" w:space="0" w:color="auto" w:frame="1"/>
               </w:rPr>
               <w:drawing>
-                <wp:inline distT="0" distB="0" distL="0" distR="0" wp14:anchorId="12674566" wp14:editId="1EDE06F0">
-                  <wp:extent cx="2948643" cy="4774018"/>
-                  <wp:effectExtent l="0" t="0" r="4445" b="7620"/>
+                <wp:inline distT="0" distB="0" distL="0" distR="0" wp14:anchorId="12674566" wp14:editId="274703CD">
+                  <wp:extent cx="2829751" cy="4581525"/>
+                  <wp:effectExtent l="0" t="0" r="8890" b="0"/>
                   <wp:docPr id="1429274794" name="Picture 3"/>
                   <wp:cNvGraphicFramePr>
                     <a:graphicFrameLocks xmlns:a="http://schemas.openxmlformats.org/drawingml/2006/main" noChangeAspect="1"/>
@@ -377,7 +553,7 @@
                           </pic:cNvPicPr>
                         </pic:nvPicPr>
                         <pic:blipFill>
-                          <a:blip r:embed="rId9">
+                          <a:blip r:embed="rId13">
                             <a:extLst>
                               <a:ext uri="{28A0092B-C50C-407E-A947-70E740481C1C}">
                                 <a14:useLocalDpi xmlns:a14="http://schemas.microsoft.com/office/drawing/2010/main" val="0"/>
@@ -392,7 +568,7 @@
                         <pic:spPr bwMode="auto">
                           <a:xfrm>
                             <a:off x="0" y="0"/>
-                            <a:ext cx="2976937" cy="4819828"/>
+                            <a:ext cx="2868486" cy="4644239"/>
                           </a:xfrm>
                           <a:prstGeom prst="rect">
                             <a:avLst/>
@@ -401,6 +577,181 @@
                           <a:ln>
                             <a:noFill/>
                           </a:ln>
+                        </pic:spPr>
+                      </pic:pic>
+                    </a:graphicData>
+                  </a:graphic>
+                </wp:inline>
+              </w:drawing>
+            </w:r>
+          </w:p>
+          <w:p>
+            <w:pPr>
+              <w:rPr>
+                <w:rFonts w:ascii="Arial" w:hAnsi="Arial" w:cs="Arial"/>
+                <w:noProof/>
+                <w:color w:val="000000"/>
+                <w:bdr w:val="none" w:sz="0" w:space="0" w:color="auto" w:frame="1"/>
+              </w:rPr>
+            </w:pPr>
+            <w:r>
+              <w:rPr>
+                <w:rFonts w:ascii="Arial" w:hAnsi="Arial" w:cs="Arial"/>
+                <w:noProof/>
+                <w:color w:val="000000"/>
+                <w:bdr w:val="none" w:sz="0" w:space="0" w:color="auto" w:frame="1"/>
+              </w:rPr>
+              <w:drawing>
+                <wp:inline distT="0" distB="0" distL="0" distR="0" wp14:anchorId="6ED3D260" wp14:editId="32731E12">
+                  <wp:extent cx="2130076" cy="1750748"/>
+                  <wp:effectExtent l="0" t="0" r="3810" b="1905"/>
+                  <wp:docPr id="473603269" name="Picture 1"/>
+                  <wp:cNvGraphicFramePr>
+                    <a:graphicFrameLocks xmlns:a="http://schemas.openxmlformats.org/drawingml/2006/main" noChangeAspect="1"/>
+                  </wp:cNvGraphicFramePr>
+                  <a:graphic xmlns:a="http://schemas.openxmlformats.org/drawingml/2006/main">
+                    <a:graphicData uri="http://schemas.openxmlformats.org/drawingml/2006/picture">
+                      <pic:pic xmlns:pic="http://schemas.openxmlformats.org/drawingml/2006/picture">
+                        <pic:nvPicPr>
+                          <pic:cNvPr id="473603269" name=""/>
+                          <pic:cNvPicPr/>
+                        </pic:nvPicPr>
+                        <pic:blipFill>
+                          <a:blip r:embed="rId14"/>
+                          <a:stretch>
+                            <a:fillRect/>
+                          </a:stretch>
+                        </pic:blipFill>
+                        <pic:spPr>
+                          <a:xfrm>
+                            <a:off x="0" y="0"/>
+                            <a:ext cx="2153712" cy="1770175"/>
+                          </a:xfrm>
+                          <a:prstGeom prst="rect">
+                            <a:avLst/>
+                          </a:prstGeom>
+                        </pic:spPr>
+                      </pic:pic>
+                    </a:graphicData>
+                  </a:graphic>
+                </wp:inline>
+              </w:drawing>
+            </w:r>
+          </w:p>
+          <w:p>
+            <w:r>
+              <w:drawing>
+                <wp:inline distT="0" distB="0" distL="0" distR="0" wp14:anchorId="286728D8" wp14:editId="1896B658">
+                  <wp:extent cx="2162477" cy="1181265"/>
+                  <wp:effectExtent l="0" t="0" r="9525" b="0"/>
+                  <wp:docPr id="1070013708" name="Picture 1"/>
+                  <wp:cNvGraphicFramePr>
+                    <a:graphicFrameLocks xmlns:a="http://schemas.openxmlformats.org/drawingml/2006/main" noChangeAspect="1"/>
+                  </wp:cNvGraphicFramePr>
+                  <a:graphic xmlns:a="http://schemas.openxmlformats.org/drawingml/2006/main">
+                    <a:graphicData uri="http://schemas.openxmlformats.org/drawingml/2006/picture">
+                      <pic:pic xmlns:pic="http://schemas.openxmlformats.org/drawingml/2006/picture">
+                        <pic:nvPicPr>
+                          <pic:cNvPr id="1070013708" name=""/>
+                          <pic:cNvPicPr/>
+                        </pic:nvPicPr>
+                        <pic:blipFill>
+                          <a:blip r:embed="rId15"/>
+                          <a:stretch>
+                            <a:fillRect/>
+                          </a:stretch>
+                        </pic:blipFill>
+                        <pic:spPr>
+                          <a:xfrm>
+                            <a:off x="0" y="0"/>
+                            <a:ext cx="2162477" cy="1181265"/>
+                          </a:xfrm>
+                          <a:prstGeom prst="rect">
+                            <a:avLst/>
+                          </a:prstGeom>
+                        </pic:spPr>
+                      </pic:pic>
+                    </a:graphicData>
+                  </a:graphic>
+                </wp:inline>
+              </w:drawing>
+            </w:r>
+          </w:p>
+          <w:p>
+            <w:r>
+              <w:drawing>
+                <wp:inline distT="0" distB="0" distL="0" distR="0" wp14:anchorId="7BAEBD70" wp14:editId="13AAE048">
+                  <wp:extent cx="2518607" cy="304800"/>
+                  <wp:effectExtent l="0" t="0" r="0" b="0"/>
+                  <wp:docPr id="1314016568" name="Picture 1"/>
+                  <wp:cNvGraphicFramePr>
+                    <a:graphicFrameLocks xmlns:a="http://schemas.openxmlformats.org/drawingml/2006/main" noChangeAspect="1"/>
+                  </wp:cNvGraphicFramePr>
+                  <a:graphic xmlns:a="http://schemas.openxmlformats.org/drawingml/2006/main">
+                    <a:graphicData uri="http://schemas.openxmlformats.org/drawingml/2006/picture">
+                      <pic:pic xmlns:pic="http://schemas.openxmlformats.org/drawingml/2006/picture">
+                        <pic:nvPicPr>
+                          <pic:cNvPr id="1314016568" name=""/>
+                          <pic:cNvPicPr/>
+                        </pic:nvPicPr>
+                        <pic:blipFill>
+                          <a:blip r:embed="rId16"/>
+                          <a:stretch>
+                            <a:fillRect/>
+                          </a:stretch>
+                        </pic:blipFill>
+                        <pic:spPr>
+                          <a:xfrm>
+                            <a:off x="0" y="0"/>
+                            <a:ext cx="2559732" cy="309777"/>
+                          </a:xfrm>
+                          <a:prstGeom prst="rect">
+                            <a:avLst/>
+                          </a:prstGeom>
+                        </pic:spPr>
+                      </pic:pic>
+                    </a:graphicData>
+                  </a:graphic>
+                </wp:inline>
+              </w:drawing>
+            </w:r>
+          </w:p>
+          <w:p>
+            <w:pPr>
+              <w:tabs>
+                <w:tab w:val="left" w:pos="1323"/>
+              </w:tabs>
+            </w:pPr>
+            <w:r>
+              <w:drawing>
+                <wp:inline distT="0" distB="0" distL="0" distR="0" wp14:anchorId="038907CC" wp14:editId="253C08A8">
+                  <wp:extent cx="2621633" cy="417733"/>
+                  <wp:effectExtent l="0" t="0" r="0" b="1905"/>
+                  <wp:docPr id="967509498" name="Picture 1"/>
+                  <wp:cNvGraphicFramePr>
+                    <a:graphicFrameLocks xmlns:a="http://schemas.openxmlformats.org/drawingml/2006/main" noChangeAspect="1"/>
+                  </wp:cNvGraphicFramePr>
+                  <a:graphic xmlns:a="http://schemas.openxmlformats.org/drawingml/2006/main">
+                    <a:graphicData uri="http://schemas.openxmlformats.org/drawingml/2006/picture">
+                      <pic:pic xmlns:pic="http://schemas.openxmlformats.org/drawingml/2006/picture">
+                        <pic:nvPicPr>
+                          <pic:cNvPr id="967509498" name=""/>
+                          <pic:cNvPicPr/>
+                        </pic:nvPicPr>
+                        <pic:blipFill>
+                          <a:blip r:embed="rId17"/>
+                          <a:stretch>
+                            <a:fillRect/>
+                          </a:stretch>
+                        </pic:blipFill>
+                        <pic:spPr>
+                          <a:xfrm>
+                            <a:off x="0" y="0"/>
+                            <a:ext cx="2661454" cy="424078"/>
+                          </a:xfrm>
+                          <a:prstGeom prst="rect">
+                            <a:avLst/>
+                          </a:prstGeom>
                         </pic:spPr>
                       </pic:pic>
                     </a:graphicData>
